--- a/AI Use Declaration.docx
+++ b/AI Use Declaration.docx
@@ -522,6 +522,7 @@
           <w:rStyle w:val="Strong"/>
           <w:b w:val="0"/>
           <w:bCs w:val="0"/>
+          <w:noProof/>
         </w:rPr>
         <w:lastRenderedPageBreak/>
         <w:drawing>
@@ -740,6 +741,7 @@
           <w:rStyle w:val="Strong"/>
           <w:b w:val="0"/>
           <w:bCs w:val="0"/>
+          <w:noProof/>
         </w:rPr>
         <w:lastRenderedPageBreak/>
         <w:drawing>
